--- a/recursos/comercial/INDUCCION_COMERCIAL/RESPUESTA_PAULA_DUDAS_24SEP.docx
+++ b/recursos/comercial/INDUCCION_COMERCIAL/RESPUESTA_PAULA_DUDAS_24SEP.docx
@@ -196,7 +196,7 @@
         <w:t xml:space="preserve">7. </w:t>
       </w:r>
       <w:r>
-        <w:t>Si es Arranque: las dos jornadas y la regla del grupo mínimo, ANTES de firmar.</w:t>
+        <w:t>Si es Arranque: las dos jornadas y la regla del grupo mínimo, ANTES de firmar. La regla: cada jornada abre con mínimo 6 estudiantes, pero ese número es interno y la consolidación la decide gerencia al cierre de cupos. Tú solo haces la pregunta obligada — "¿tu horario es fijo o tienes flexibilidad entre mañana y noche?" — y lo anotas. Jamás se dice que un grupo "podría no abrir"; al de horario fijo se le da seguridad: "tu cupo queda en tu jornada y tu plata está protegida: si algo cambiara, precio congelado o abono devuelto, jamás te movemos sin tu sí".</w:t>
       </w:r>
     </w:p>
     <w:p>

--- a/recursos/comercial/INDUCCION_COMERCIAL/RESPUESTA_PAULA_DUDAS_24SEP.docx
+++ b/recursos/comercial/INDUCCION_COMERCIAL/RESPUESTA_PAULA_DUDAS_24SEP.docx
@@ -211,7 +211,7 @@
         <w:t xml:space="preserve">8. </w:t>
       </w:r>
       <w:r>
-        <w:t>La frase del expediente: la garantía y el audio diario se firman juntos.</w:t>
+        <w:t>La frase del expediente: la garantía y el video diario se firman juntos. El estudiante graba un video corto todos los días y lo envía a la academia: en A1 basta un minuto (A2 2, B1 3, B2 5), de corrido y sin leer. Es su evidencia para la garantía y donde él mismo ve su cambio.</w:t>
       </w:r>
     </w:p>
     <w:p>

--- a/recursos/comercial/INDUCCION_COMERCIAL/RESPUESTA_PAULA_DUDAS_24SEP.docx
+++ b/recursos/comercial/INDUCCION_COMERCIAL/RESPUESTA_PAULA_DUDAS_24SEP.docx
@@ -121,7 +121,7 @@
         <w:t xml:space="preserve">2. </w:t>
       </w:r>
       <w:r>
-        <w:t>La pregunta de Cajasan: se pregunta y se anota siempre, pague como pague.</w:t>
+        <w:t>La pregunta de Cajasan: se pregunta y se anota siempre. El afiliado (con carné o certificado vigente) entra a la columna Transformación en todos los paquetes, sin importar su estrato: 45% de contado o 36% a cuotas en el completo. Es la alianza registrada con Cajasan.</w:t>
       </w:r>
     </w:p>
     <w:p>

--- a/recursos/comercial/INDUCCION_COMERCIAL/RESPUESTA_PAULA_DUDAS_24SEP.docx
+++ b/recursos/comercial/INDUCCION_COMERCIAL/RESPUESTA_PAULA_DUDAS_24SEP.docx
@@ -512,7 +512,7 @@
               <w:rPr>
                 <w:sz w:val="19"/>
               </w:rPr>
-              <w:t>Transfiere $300.000 a las cuentas oficiales de la academia (te paso los datos con el kit). Nunca efectivo por fuera de la sede, nunca a cuentas personales.</w:t>
+              <w:t>Transfiere $300.000 a las cuentas oficiales de la academia (te paso los datos con el kit) y te envía el pantallazo del comprobante. Nunca efectivo por fuera de la sede, nunca a cuentas personales.</w:t>
             </w:r>
           </w:p>
         </w:tc>
@@ -616,7 +616,7 @@
               <w:rPr>
                 <w:sz w:val="19"/>
               </w:rPr>
-              <w:t>Responde por escrito "ACEPTO las condiciones del recibo No. X", con la foto de su cédula y el comprobante de la transferencia. Ese mensaje tiene validez legal.</w:t>
+              <w:t>Responde por escrito "ACEPTO las condiciones del recibo No. X", con la foto de su cédula. Junto con el pantallazo del comprobante, ese mensaje tiene validez legal.</w:t>
             </w:r>
           </w:p>
         </w:tc>

--- a/recursos/comercial/INDUCCION_COMERCIAL/RESPUESTA_PAULA_DUDAS_24SEP.docx
+++ b/recursos/comercial/INDUCCION_COMERCIAL/RESPUESTA_PAULA_DUDAS_24SEP.docx
@@ -564,7 +564,7 @@
               <w:rPr>
                 <w:sz w:val="19"/>
               </w:rPr>
-              <w:t>Le envías el Recibo de Separación de Cupo (la plantilla que va en tu kit) con su nombre, el programa, el precio congelado y el número de recibo que te asigna la academia.</w:t>
+              <w:t>Llenas el Recibo de Separación de Cupo (la plantilla Word que va en tu kit: 12 datos), lo guardas como PDF y se lo envías. Numeración: tus recibos van P-001, P-002, P-003… en orden; los de la academia van con G. Así nunca chocan.</w:t>
             </w:r>
           </w:p>
         </w:tc>

--- a/recursos/comercial/INDUCCION_COMERCIAL/RESPUESTA_PAULA_DUDAS_24SEP.docx
+++ b/recursos/comercial/INDUCCION_COMERCIAL/RESPUESTA_PAULA_DUDAS_24SEP.docx
@@ -564,7 +564,7 @@
               <w:rPr>
                 <w:sz w:val="19"/>
               </w:rPr>
-              <w:t>Llenas el Recibo de Separación de Cupo (la plantilla Word que va en tu kit: 12 datos), lo guardas como PDF y se lo envías. Numeración: tus recibos van P-001, P-002, P-003… en orden; los de la academia van con G. Así nunca chocan.</w:t>
+              <w:t>Llenas el Recibo de Separación de Cupo (la plantilla Word que va en tu kit: 12 datos), lo guardas como PDF y se lo envías. Numeración: cada persona que separa cupos tiene su letra y su propio consecutivo sin saltos: los tuyos van P-001, P-002, P-003…; los de la academia con G; si entra otra comercial, con otra letra. Nadie comparte letra, así nunca chocan.</w:t>
             </w:r>
           </w:p>
         </w:tc>

--- a/recursos/comercial/INDUCCION_COMERCIAL/RESPUESTA_PAULA_DUDAS_24SEP.docx
+++ b/recursos/comercial/INDUCCION_COMERCIAL/RESPUESTA_PAULA_DUDAS_24SEP.docx
@@ -564,7 +564,7 @@
               <w:rPr>
                 <w:sz w:val="19"/>
               </w:rPr>
-              <w:t>Llenas el Recibo de Separación de Cupo (la plantilla Word que va en tu kit: 12 datos), lo guardas como PDF y se lo envías. Numeración: cada persona que separa cupos tiene su letra y su propio consecutivo sin saltos: los tuyos van P-001, P-002, P-003…; los de la academia con G; si entra otra comercial, con otra letra. Nadie comparte letra, así nunca chocan.</w:t>
+              <w:t>Llenas el Recibo de Separación de Cupo (la plantilla Word que va en tu kit: 12 datos), lo guardas como PDF y se lo envías. Numeración: cada persona que separa cupos usa sus iniciales (primer nombre y apellido) y su propio consecutivo sin saltos: los tuyos van PS-001, PS-002, PS-003…; los de la academia van GT-001, GT-002…; quien entre después usa las suyas. Nadie comparte prefijo, así nunca chocan.</w:t>
             </w:r>
           </w:p>
         </w:tc>

--- a/recursos/comercial/INDUCCION_COMERCIAL/RESPUESTA_PAULA_DUDAS_24SEP.docx
+++ b/recursos/comercial/INDUCCION_COMERCIAL/RESPUESTA_PAULA_DUDAS_24SEP.docx
@@ -379,7 +379,7 @@
           <w:i w:val="0"/>
           <w:sz w:val="21"/>
         </w:rPr>
-        <w:t>Recuerda: cesantías, crédito de un tercero (Comultrasan, banco) y tarjeta de crédito cuentan como CONTADO para nosotros — beca de contado y sin interés nuestro. La tarjeta de crédito sube el valor un 5% por el costo de la transacción, y se dice antes de pasarla.</w:t>
+        <w:t>Recuerda: cesantías, crédito de un tercero (Comultrasan, banco) y tarjeta de crédito cuentan como CONTADO para nosotros — beca de contado y sin interés nuestro. Las condiciones del pago con tarjeta se tratan en la cita, nunca por escrito.</w:t>
       </w:r>
     </w:p>
     <w:p>
